--- a/spa/docx/37.content.docx
+++ b/spa/docx/37.content.docx
@@ -28,22 +28,6 @@
       </w:r>
     </w:p>
     <w:p>
-      <w:pPr>
-        <w:pStyle w:val="Heading2"/>
-      </w:pPr>
-      <w:r>
-        <w:rPr>
-          <w:lang w:val="es_ES" w:bidi="es_ES"/>
-        </w:rPr>
-        <w:t>License Information</w:t>
-      </w:r>
-      <w:r>
-        <w:rPr>
-          <w:lang w:val="es_ES" w:bidi="es_ES"/>
-        </w:rPr>
-      </w:r>
-    </w:p>
-    <w:p>
       <w:pPr/>
       <w:r>
         <w:rPr>
@@ -61,13 +45,7 @@
         <w:rPr>
           <w:lang w:val="es_ES" w:bidi="es_ES"/>
         </w:rPr>
-        <w:t xml:space="preserve"> (Spanish) is based on</w:t>
-      </w:r>
-      <w:r>
-        <w:rPr>
-          <w:lang w:val="es_ES" w:bidi="es_ES"/>
-        </w:rPr>
-        <w:t xml:space="preserve">: </w:t>
+        <w:t xml:space="preserve"> (Spanish) is based on: </w:t>
       </w:r>
       <w:r>
         <w:rPr>
@@ -188,19 +166,6 @@
       <w:pPr>
         <w:pStyle w:val="Heading2"/>
       </w:pPr>
-      <w:r>
-        <w:rPr>
-          <w:lang w:val="es_ES" w:bidi="es_ES"/>
-        </w:rPr>
-      </w:r>
-    </w:p>
-    <w:p>
-      <w:pPr/>
-      <w:r>
-        <w:rPr>
-          <w:lang w:val="es_ES" w:bidi="es_ES"/>
-        </w:rPr>
-      </w:r>
       <w:r>
         <w:rPr>
           <w:lang w:val="es_ES" w:bidi="es_ES"/>

--- a/spa/docx/37.content.docx
+++ b/spa/docx/37.content.docx
@@ -45,19 +45,7 @@
         <w:rPr>
           <w:lang w:val="es_ES" w:bidi="es_ES"/>
         </w:rPr>
-        <w:t xml:space="preserve"> (Spanish) is based on: </w:t>
-      </w:r>
-      <w:r>
-        <w:rPr>
-          <w:lang w:val="es_ES" w:bidi="es_ES"/>
-        </w:rPr>
-        <w:t>Reina Valera 1909</w:t>
-      </w:r>
-      <w:r>
-        <w:rPr>
-          <w:lang w:val="es_ES" w:bidi="es_ES"/>
-        </w:rPr>
-        <w:t xml:space="preserve">, </w:t>
+        <w:t xml:space="preserve"> © 1909 </w:t>
       </w:r>
       <w:hyperlink r:id="rId13">
         <w:r>
@@ -75,9 +63,9 @@
         <w:rPr>
           <w:lang w:val="es_ES" w:bidi="es_ES"/>
         </w:rPr>
-        <w:t xml:space="preserve">, None, which is licensed under a </w:t>
-      </w:r>
-      <w:hyperlink r:id="rId14">
+        <w:t xml:space="preserve">, licensed under a </w:t>
+      </w:r>
+      <w:hyperlink r:id="rId13">
         <w:r>
           <w:rPr>
             <w:lang w:val="es_ES" w:bidi="es_ES"/>
@@ -94,25 +82,6 @@
           <w:lang w:val="es_ES" w:bidi="es_ES"/>
         </w:rPr>
         <w:t>.</w:t>
-      </w:r>
-      <w:r>
-        <w:rPr>
-          <w:lang w:val="es_ES" w:bidi="es_ES"/>
-        </w:rPr>
-      </w:r>
-    </w:p>
-    <w:p>
-      <w:pPr/>
-      <w:r>
-        <w:rPr>
-          <w:lang w:val="es_ES" w:bidi="es_ES"/>
-        </w:rPr>
-      </w:r>
-      <w:r>
-        <w:rPr>
-          <w:lang w:val="es_ES" w:bidi="es_ES"/>
-        </w:rPr>
-        <w:t>This PDF version is provided under the same license.</w:t>
       </w:r>
       <w:r>
         <w:rPr>
@@ -212,14 +181,6 @@
       </w:pPr>
     </w:p>
     <w:p>
-      <w:pPr/>
-      <w:r>
-        <w:rPr>
-          <w:lang w:val="es_ES" w:bidi="es_ES"/>
-        </w:rPr>
-      </w:r>
-    </w:p>
-    <w:p>
       <w:pPr>
         <w:pStyle w:val="Heading2"/>
       </w:pPr>
@@ -227,7 +188,7 @@
         <w:rPr>
           <w:lang w:val="es_ES" w:bidi="es_ES"/>
         </w:rPr>
-        <w:t>Haggai 1:1</w:t>
+        <w:t>Hageo 1:1</w:t>
       </w:r>
       <w:r>
         <w:rPr>
@@ -255,16 +216,6 @@
         </w:rPr>
         <w:t xml:space="preserve"> EN el año segundo del rey Darío en el mes sexto, en el primer día del mes, fué palabra de Jehová, por mano del profeta Haggeo, á Zorobabel hijo de Sealtiel, gobernador de Judá, y á Josué hijo de Josadac, gran sacerdote, diciendo:</w:t>
       </w:r>
-      <w:r>
-        <w:rPr>
-          <w:lang w:val="es_ES" w:bidi="es_ES"/>
-        </w:rPr>
-      </w:r>
-      <w:r>
-        <w:rPr>
-          <w:lang w:val="es_ES" w:bidi="es_ES"/>
-        </w:rPr>
-      </w:r>
     </w:p>
     <w:p>
       <w:pPr/>
@@ -273,6 +224,19 @@
           <w:lang w:val="es_ES" w:bidi="es_ES"/>
         </w:rPr>
       </w:r>
+      <w:r>
+        <w:rPr>
+          <w:vertAlign w:val="superscript"/>
+          <w:lang w:val="es_ES" w:bidi="es_ES"/>
+        </w:rPr>
+        <w:t>2</w:t>
+      </w:r>
+      <w:r>
+        <w:rPr>
+          <w:lang w:val="es_ES" w:bidi="es_ES"/>
+        </w:rPr>
+        <w:t xml:space="preserve"> Jehová de los ejércitos habla así, diciendo: Este pueblo dice: No es aún venido el tiempo, el tiempo de que la casa de Jehová sea reedificada.</w:t>
+      </w:r>
     </w:p>
     <w:p>
       <w:pPr/>
@@ -286,23 +250,13 @@
           <w:vertAlign w:val="superscript"/>
           <w:lang w:val="es_ES" w:bidi="es_ES"/>
         </w:rPr>
-        <w:t>2</w:t>
-      </w:r>
-      <w:r>
-        <w:rPr>
-          <w:lang w:val="es_ES" w:bidi="es_ES"/>
-        </w:rPr>
-        <w:t xml:space="preserve"> Jehová de los ejércitos habla así, diciendo: Este pueblo dice: No es aún venido el tiempo, el tiempo de que la casa de Jehová sea reedificada.</w:t>
-      </w:r>
-      <w:r>
-        <w:rPr>
-          <w:lang w:val="es_ES" w:bidi="es_ES"/>
-        </w:rPr>
-      </w:r>
-      <w:r>
-        <w:rPr>
-          <w:lang w:val="es_ES" w:bidi="es_ES"/>
-        </w:rPr>
+        <w:t>3</w:t>
+      </w:r>
+      <w:r>
+        <w:rPr>
+          <w:lang w:val="es_ES" w:bidi="es_ES"/>
+        </w:rPr>
+        <w:t xml:space="preserve"> Fué pues palabra de Jehová por mano del profeta Haggeo, diciendo:</w:t>
       </w:r>
     </w:p>
     <w:p>
@@ -312,6 +266,19 @@
           <w:lang w:val="es_ES" w:bidi="es_ES"/>
         </w:rPr>
       </w:r>
+      <w:r>
+        <w:rPr>
+          <w:vertAlign w:val="superscript"/>
+          <w:lang w:val="es_ES" w:bidi="es_ES"/>
+        </w:rPr>
+        <w:t>4</w:t>
+      </w:r>
+      <w:r>
+        <w:rPr>
+          <w:lang w:val="es_ES" w:bidi="es_ES"/>
+        </w:rPr>
+        <w:t xml:space="preserve"> ¿Es para vosotros tiempo, para vosotros, de morar en vuestras casas enmaderadas, y esta casa está desierta?</w:t>
+      </w:r>
     </w:p>
     <w:p>
       <w:pPr/>
@@ -325,23 +292,13 @@
           <w:vertAlign w:val="superscript"/>
           <w:lang w:val="es_ES" w:bidi="es_ES"/>
         </w:rPr>
-        <w:t>3</w:t>
-      </w:r>
-      <w:r>
-        <w:rPr>
-          <w:lang w:val="es_ES" w:bidi="es_ES"/>
-        </w:rPr>
-        <w:t xml:space="preserve"> Fué pues palabra de Jehová por mano del profeta Haggeo, diciendo:</w:t>
-      </w:r>
-      <w:r>
-        <w:rPr>
-          <w:lang w:val="es_ES" w:bidi="es_ES"/>
-        </w:rPr>
-      </w:r>
-      <w:r>
-        <w:rPr>
-          <w:lang w:val="es_ES" w:bidi="es_ES"/>
-        </w:rPr>
+        <w:t>5</w:t>
+      </w:r>
+      <w:r>
+        <w:rPr>
+          <w:lang w:val="es_ES" w:bidi="es_ES"/>
+        </w:rPr>
+        <w:t xml:space="preserve"> Pues así ha dicho Jehová de los ejércitos: Pensad bien sobre vuestros caminos.</w:t>
       </w:r>
     </w:p>
     <w:p>
@@ -351,6 +308,19 @@
           <w:lang w:val="es_ES" w:bidi="es_ES"/>
         </w:rPr>
       </w:r>
+      <w:r>
+        <w:rPr>
+          <w:vertAlign w:val="superscript"/>
+          <w:lang w:val="es_ES" w:bidi="es_ES"/>
+        </w:rPr>
+        <w:t>6</w:t>
+      </w:r>
+      <w:r>
+        <w:rPr>
+          <w:lang w:val="es_ES" w:bidi="es_ES"/>
+        </w:rPr>
+        <w:t xml:space="preserve"> Sembráis mucho, y encerráis poco; coméis, y no os hartáis; bebéis, y no os saciáis; os vestís, y no os calentáis; y el que anda á jornal recibe su jornal en trapo horadado.</w:t>
+      </w:r>
     </w:p>
     <w:p>
       <w:pPr/>
@@ -364,23 +334,13 @@
           <w:vertAlign w:val="superscript"/>
           <w:lang w:val="es_ES" w:bidi="es_ES"/>
         </w:rPr>
-        <w:t>4</w:t>
-      </w:r>
-      <w:r>
-        <w:rPr>
-          <w:lang w:val="es_ES" w:bidi="es_ES"/>
-        </w:rPr>
-        <w:t xml:space="preserve"> ¿Es para vosotros tiempo, para vosotros, de morar en vuestras casas enmaderadas, y esta casa está desierta?</w:t>
-      </w:r>
-      <w:r>
-        <w:rPr>
-          <w:lang w:val="es_ES" w:bidi="es_ES"/>
-        </w:rPr>
-      </w:r>
-      <w:r>
-        <w:rPr>
-          <w:lang w:val="es_ES" w:bidi="es_ES"/>
-        </w:rPr>
+        <w:t>7</w:t>
+      </w:r>
+      <w:r>
+        <w:rPr>
+          <w:lang w:val="es_ES" w:bidi="es_ES"/>
+        </w:rPr>
+        <w:t xml:space="preserve"> Así ha dicho Jehová de los ejércitos: Meditad sobre vuestros caminos.</w:t>
       </w:r>
     </w:p>
     <w:p>
@@ -390,6 +350,19 @@
           <w:lang w:val="es_ES" w:bidi="es_ES"/>
         </w:rPr>
       </w:r>
+      <w:r>
+        <w:rPr>
+          <w:vertAlign w:val="superscript"/>
+          <w:lang w:val="es_ES" w:bidi="es_ES"/>
+        </w:rPr>
+        <w:t>8</w:t>
+      </w:r>
+      <w:r>
+        <w:rPr>
+          <w:lang w:val="es_ES" w:bidi="es_ES"/>
+        </w:rPr>
+        <w:t xml:space="preserve"> Subid al monte, y traed madera, y reedificad la casa; y pondré en ella mi voluntad, y seré honrado, ha dicho Jehová.</w:t>
+      </w:r>
     </w:p>
     <w:p>
       <w:pPr/>
@@ -403,23 +376,13 @@
           <w:vertAlign w:val="superscript"/>
           <w:lang w:val="es_ES" w:bidi="es_ES"/>
         </w:rPr>
-        <w:t>5</w:t>
-      </w:r>
-      <w:r>
-        <w:rPr>
-          <w:lang w:val="es_ES" w:bidi="es_ES"/>
-        </w:rPr>
-        <w:t xml:space="preserve"> Pues así ha dicho Jehová de los ejércitos: Pensad bien sobre vuestros caminos.</w:t>
-      </w:r>
-      <w:r>
-        <w:rPr>
-          <w:lang w:val="es_ES" w:bidi="es_ES"/>
-        </w:rPr>
-      </w:r>
-      <w:r>
-        <w:rPr>
-          <w:lang w:val="es_ES" w:bidi="es_ES"/>
-        </w:rPr>
+        <w:t>9</w:t>
+      </w:r>
+      <w:r>
+        <w:rPr>
+          <w:lang w:val="es_ES" w:bidi="es_ES"/>
+        </w:rPr>
+        <w:t xml:space="preserve"> Buscáis mucho, y halláis poco; y encerráis en casa, y soplo en ello. ¿Por qué? dice Jehová de los ejércitos. Por cuanto mi casa está desierta, y cada uno de vosotros corre á su propia casa.</w:t>
       </w:r>
     </w:p>
     <w:p>
@@ -429,6 +392,19 @@
           <w:lang w:val="es_ES" w:bidi="es_ES"/>
         </w:rPr>
       </w:r>
+      <w:r>
+        <w:rPr>
+          <w:vertAlign w:val="superscript"/>
+          <w:lang w:val="es_ES" w:bidi="es_ES"/>
+        </w:rPr>
+        <w:t>10</w:t>
+      </w:r>
+      <w:r>
+        <w:rPr>
+          <w:lang w:val="es_ES" w:bidi="es_ES"/>
+        </w:rPr>
+        <w:t xml:space="preserve"> Por eso se detuvo de los cielos sobre vosotros la lluvia, y la tierra detuvo sus frutos.</w:t>
+      </w:r>
     </w:p>
     <w:p>
       <w:pPr/>
@@ -442,23 +418,13 @@
           <w:vertAlign w:val="superscript"/>
           <w:lang w:val="es_ES" w:bidi="es_ES"/>
         </w:rPr>
-        <w:t>6</w:t>
-      </w:r>
-      <w:r>
-        <w:rPr>
-          <w:lang w:val="es_ES" w:bidi="es_ES"/>
-        </w:rPr>
-        <w:t xml:space="preserve"> Sembráis mucho, y encerráis poco; coméis, y no os hartáis; bebéis, y no os saciáis; os vestís, y no os calentáis; y el que anda á jornal recibe su jornal en trapo horadado.</w:t>
-      </w:r>
-      <w:r>
-        <w:rPr>
-          <w:lang w:val="es_ES" w:bidi="es_ES"/>
-        </w:rPr>
-      </w:r>
-      <w:r>
-        <w:rPr>
-          <w:lang w:val="es_ES" w:bidi="es_ES"/>
-        </w:rPr>
+        <w:t>11</w:t>
+      </w:r>
+      <w:r>
+        <w:rPr>
+          <w:lang w:val="es_ES" w:bidi="es_ES"/>
+        </w:rPr>
+        <w:t xml:space="preserve"> Y llamé la sequedad sobre esta tierra, y sobre los montes, y sobre el trigo, y sobre el vino, y sobre el aceite, y sobre todo lo que la tierra produce, y sobre los hombres y sobre las bestias, y sobre todo trabajo de manos.</w:t>
       </w:r>
     </w:p>
     <w:p>
@@ -468,6 +434,19 @@
           <w:lang w:val="es_ES" w:bidi="es_ES"/>
         </w:rPr>
       </w:r>
+      <w:r>
+        <w:rPr>
+          <w:vertAlign w:val="superscript"/>
+          <w:lang w:val="es_ES" w:bidi="es_ES"/>
+        </w:rPr>
+        <w:t>12</w:t>
+      </w:r>
+      <w:r>
+        <w:rPr>
+          <w:lang w:val="es_ES" w:bidi="es_ES"/>
+        </w:rPr>
+        <w:t xml:space="preserve"> Y oyó Zorobabel hijo de Sealtiel, y Josué hijo de Josadac, gran sacerdote, y todo el demás pueblo, la voz de Jehová su Dios, y las palabras del profeta Haggeo, como lo había enviado Jehová el Dios de ellos; y temió el pueblo delante de Jehová.</w:t>
+      </w:r>
     </w:p>
     <w:p>
       <w:pPr/>
@@ -481,23 +460,13 @@
           <w:vertAlign w:val="superscript"/>
           <w:lang w:val="es_ES" w:bidi="es_ES"/>
         </w:rPr>
-        <w:t>7</w:t>
-      </w:r>
-      <w:r>
-        <w:rPr>
-          <w:lang w:val="es_ES" w:bidi="es_ES"/>
-        </w:rPr>
-        <w:t xml:space="preserve"> Así ha dicho Jehová de los ejércitos: Meditad sobre vuestros caminos.</w:t>
-      </w:r>
-      <w:r>
-        <w:rPr>
-          <w:lang w:val="es_ES" w:bidi="es_ES"/>
-        </w:rPr>
-      </w:r>
-      <w:r>
-        <w:rPr>
-          <w:lang w:val="es_ES" w:bidi="es_ES"/>
-        </w:rPr>
+        <w:t>13</w:t>
+      </w:r>
+      <w:r>
+        <w:rPr>
+          <w:lang w:val="es_ES" w:bidi="es_ES"/>
+        </w:rPr>
+        <w:t xml:space="preserve"> Entonces Haggeo, enviado de Jehová, habló por mandado de Jehová, al pueblo, diciendo: Yo soy con vosotros, dice Jehová.</w:t>
       </w:r>
     </w:p>
     <w:p>
@@ -507,6 +476,19 @@
           <w:lang w:val="es_ES" w:bidi="es_ES"/>
         </w:rPr>
       </w:r>
+      <w:r>
+        <w:rPr>
+          <w:vertAlign w:val="superscript"/>
+          <w:lang w:val="es_ES" w:bidi="es_ES"/>
+        </w:rPr>
+        <w:t>14</w:t>
+      </w:r>
+      <w:r>
+        <w:rPr>
+          <w:lang w:val="es_ES" w:bidi="es_ES"/>
+        </w:rPr>
+        <w:t xml:space="preserve"> Y despertó Jehová el espíritu de Zorobabel hijo de Sealtiel, gobernador de Judá, y el espíritu de Josué hijo de Josadac, gran sacerdote, y el espíritu de todo el resto del pueblo; y vinieron é hicieron obra en la casa de Jehová de los ejércitos, su Dios,</w:t>
+      </w:r>
     </w:p>
     <w:p>
       <w:pPr/>
@@ -520,18 +502,24 @@
           <w:vertAlign w:val="superscript"/>
           <w:lang w:val="es_ES" w:bidi="es_ES"/>
         </w:rPr>
-        <w:t>8</w:t>
-      </w:r>
-      <w:r>
-        <w:rPr>
-          <w:lang w:val="es_ES" w:bidi="es_ES"/>
-        </w:rPr>
-        <w:t xml:space="preserve"> Subid al monte, y traed madera, y reedificad la casa; y pondré en ella mi voluntad, y seré honrado, ha dicho Jehová.</w:t>
-      </w:r>
-      <w:r>
-        <w:rPr>
-          <w:lang w:val="es_ES" w:bidi="es_ES"/>
-        </w:rPr>
+        <w:t>15</w:t>
+      </w:r>
+      <w:r>
+        <w:rPr>
+          <w:lang w:val="es_ES" w:bidi="es_ES"/>
+        </w:rPr>
+        <w:t xml:space="preserve"> En el día veinte y cuatro del mes sexto, en el segundo año del rey Darío.</w:t>
+      </w:r>
+    </w:p>
+    <w:p>
+      <w:pPr>
+        <w:pStyle w:val="Heading2"/>
+      </w:pPr>
+      <w:r>
+        <w:rPr>
+          <w:lang w:val="es_ES" w:bidi="es_ES"/>
+        </w:rPr>
+        <w:t>Hageo 2:1</w:t>
       </w:r>
       <w:r>
         <w:rPr>
@@ -546,6 +534,19 @@
           <w:lang w:val="es_ES" w:bidi="es_ES"/>
         </w:rPr>
       </w:r>
+      <w:r>
+        <w:rPr>
+          <w:vertAlign w:val="superscript"/>
+          <w:lang w:val="es_ES" w:bidi="es_ES"/>
+        </w:rPr>
+        <w:t>1</w:t>
+      </w:r>
+      <w:r>
+        <w:rPr>
+          <w:lang w:val="es_ES" w:bidi="es_ES"/>
+        </w:rPr>
+        <w:t xml:space="preserve"> EN el mes séptimo, á los veinte y uno del mes, fué palabra de Jehová por mano del profeta Haggeo, diciendo:</w:t>
+      </w:r>
     </w:p>
     <w:p>
       <w:pPr/>
@@ -559,23 +560,13 @@
           <w:vertAlign w:val="superscript"/>
           <w:lang w:val="es_ES" w:bidi="es_ES"/>
         </w:rPr>
-        <w:t>9</w:t>
-      </w:r>
-      <w:r>
-        <w:rPr>
-          <w:lang w:val="es_ES" w:bidi="es_ES"/>
-        </w:rPr>
-        <w:t xml:space="preserve"> Buscáis mucho, y halláis poco; y encerráis en casa, y soplo en ello. ¿Por qué? dice Jehová de los ejércitos. Por cuanto mi casa está desierta, y cada uno de vosotros corre á su propia casa.</w:t>
-      </w:r>
-      <w:r>
-        <w:rPr>
-          <w:lang w:val="es_ES" w:bidi="es_ES"/>
-        </w:rPr>
-      </w:r>
-      <w:r>
-        <w:rPr>
-          <w:lang w:val="es_ES" w:bidi="es_ES"/>
-        </w:rPr>
+        <w:t>2</w:t>
+      </w:r>
+      <w:r>
+        <w:rPr>
+          <w:lang w:val="es_ES" w:bidi="es_ES"/>
+        </w:rPr>
+        <w:t xml:space="preserve"> Habla ahora á Zorobabel hijo de Sealtiel, gobernador de Judá, y á Josué hijo de Josadac, gran sacerdote, y al resto del pueblo, diciendo:</w:t>
       </w:r>
     </w:p>
     <w:p>
@@ -585,6 +576,19 @@
           <w:lang w:val="es_ES" w:bidi="es_ES"/>
         </w:rPr>
       </w:r>
+      <w:r>
+        <w:rPr>
+          <w:vertAlign w:val="superscript"/>
+          <w:lang w:val="es_ES" w:bidi="es_ES"/>
+        </w:rPr>
+        <w:t>3</w:t>
+      </w:r>
+      <w:r>
+        <w:rPr>
+          <w:lang w:val="es_ES" w:bidi="es_ES"/>
+        </w:rPr>
+        <w:t xml:space="preserve"> ¿Quién ha quedado entre vosotros que haya visto esta casa en su primera gloria, y cual ahora la veis? ¿No es ella como nada delante de vuestros ojos?</w:t>
+      </w:r>
     </w:p>
     <w:p>
       <w:pPr/>
@@ -598,23 +602,13 @@
           <w:vertAlign w:val="superscript"/>
           <w:lang w:val="es_ES" w:bidi="es_ES"/>
         </w:rPr>
-        <w:t>10</w:t>
-      </w:r>
-      <w:r>
-        <w:rPr>
-          <w:lang w:val="es_ES" w:bidi="es_ES"/>
-        </w:rPr>
-        <w:t xml:space="preserve"> Por eso se detuvo de los cielos sobre vosotros la lluvia, y la tierra detuvo sus frutos.</w:t>
-      </w:r>
-      <w:r>
-        <w:rPr>
-          <w:lang w:val="es_ES" w:bidi="es_ES"/>
-        </w:rPr>
-      </w:r>
-      <w:r>
-        <w:rPr>
-          <w:lang w:val="es_ES" w:bidi="es_ES"/>
-        </w:rPr>
+        <w:t>4</w:t>
+      </w:r>
+      <w:r>
+        <w:rPr>
+          <w:lang w:val="es_ES" w:bidi="es_ES"/>
+        </w:rPr>
+        <w:t xml:space="preserve"> Pues ahora, Zorobabel, esfuérzate, dice Jehová; esfuérzate también Josué, hijo de Josadac, gran sacerdote; y cobra ánimo, pueblo todo de la tierra, dice Jehová, y obrad: porque yo soy con vosotros, dice Jehová de los ejércitos.</w:t>
       </w:r>
     </w:p>
     <w:p>
@@ -624,6 +618,19 @@
           <w:lang w:val="es_ES" w:bidi="es_ES"/>
         </w:rPr>
       </w:r>
+      <w:r>
+        <w:rPr>
+          <w:vertAlign w:val="superscript"/>
+          <w:lang w:val="es_ES" w:bidi="es_ES"/>
+        </w:rPr>
+        <w:t>5</w:t>
+      </w:r>
+      <w:r>
+        <w:rPr>
+          <w:lang w:val="es_ES" w:bidi="es_ES"/>
+        </w:rPr>
+        <w:t xml:space="preserve"> Según el pacto que concerté con vosotros á vuestra salida de Egipto, así mi espíritu estará en medio de vosotros: no temáis.</w:t>
+      </w:r>
     </w:p>
     <w:p>
       <w:pPr/>
@@ -637,23 +644,13 @@
           <w:vertAlign w:val="superscript"/>
           <w:lang w:val="es_ES" w:bidi="es_ES"/>
         </w:rPr>
-        <w:t>11</w:t>
-      </w:r>
-      <w:r>
-        <w:rPr>
-          <w:lang w:val="es_ES" w:bidi="es_ES"/>
-        </w:rPr>
-        <w:t xml:space="preserve"> Y llamé la sequedad sobre esta tierra, y sobre los montes, y sobre el trigo, y sobre el vino, y sobre el aceite, y sobre todo lo que la tierra produce, y sobre los hombres y sobre las bestias, y sobre todo trabajo de manos.</w:t>
-      </w:r>
-      <w:r>
-        <w:rPr>
-          <w:lang w:val="es_ES" w:bidi="es_ES"/>
-        </w:rPr>
-      </w:r>
-      <w:r>
-        <w:rPr>
-          <w:lang w:val="es_ES" w:bidi="es_ES"/>
-        </w:rPr>
+        <w:t>6</w:t>
+      </w:r>
+      <w:r>
+        <w:rPr>
+          <w:lang w:val="es_ES" w:bidi="es_ES"/>
+        </w:rPr>
+        <w:t xml:space="preserve"> Porque así dice Jehová de los ejércitos: De aquí á poco aun haré yo temblar los cielos y la tierra, y la mar y la seca:</w:t>
       </w:r>
     </w:p>
     <w:p>
@@ -663,6 +660,19 @@
           <w:lang w:val="es_ES" w:bidi="es_ES"/>
         </w:rPr>
       </w:r>
+      <w:r>
+        <w:rPr>
+          <w:vertAlign w:val="superscript"/>
+          <w:lang w:val="es_ES" w:bidi="es_ES"/>
+        </w:rPr>
+        <w:t>7</w:t>
+      </w:r>
+      <w:r>
+        <w:rPr>
+          <w:lang w:val="es_ES" w:bidi="es_ES"/>
+        </w:rPr>
+        <w:t xml:space="preserve"> Y haré temblar á todas las gentes, y vendrá el Deseado de todas las gentes; y henchiré esta casa de gloria, ha dicho Jehová de los ejércitos.</w:t>
+      </w:r>
     </w:p>
     <w:p>
       <w:pPr/>
@@ -676,23 +686,13 @@
           <w:vertAlign w:val="superscript"/>
           <w:lang w:val="es_ES" w:bidi="es_ES"/>
         </w:rPr>
-        <w:t>12</w:t>
-      </w:r>
-      <w:r>
-        <w:rPr>
-          <w:lang w:val="es_ES" w:bidi="es_ES"/>
-        </w:rPr>
-        <w:t xml:space="preserve"> Y oyó Zorobabel hijo de Sealtiel, y Josué hijo de Josadac, gran sacerdote, y todo el demás pueblo, la voz de Jehová su Dios, y las palabras del profeta Haggeo, como lo había enviado Jehová el Dios de ellos; y temió el pueblo delante de Jehová.</w:t>
-      </w:r>
-      <w:r>
-        <w:rPr>
-          <w:lang w:val="es_ES" w:bidi="es_ES"/>
-        </w:rPr>
-      </w:r>
-      <w:r>
-        <w:rPr>
-          <w:lang w:val="es_ES" w:bidi="es_ES"/>
-        </w:rPr>
+        <w:t>8</w:t>
+      </w:r>
+      <w:r>
+        <w:rPr>
+          <w:lang w:val="es_ES" w:bidi="es_ES"/>
+        </w:rPr>
+        <w:t xml:space="preserve"> Mía es la plata, y mío el oro, dice Jehová de los ejércitos.</w:t>
       </w:r>
     </w:p>
     <w:p>
@@ -702,6 +702,19 @@
           <w:lang w:val="es_ES" w:bidi="es_ES"/>
         </w:rPr>
       </w:r>
+      <w:r>
+        <w:rPr>
+          <w:vertAlign w:val="superscript"/>
+          <w:lang w:val="es_ES" w:bidi="es_ES"/>
+        </w:rPr>
+        <w:t>9</w:t>
+      </w:r>
+      <w:r>
+        <w:rPr>
+          <w:lang w:val="es_ES" w:bidi="es_ES"/>
+        </w:rPr>
+        <w:t xml:space="preserve"> La gloria de aquesta casa postrera será mayor que la de la primera, ha dicho Jehová de los ejércitos; y daré paz en este lugar, dice Jehová de los ejércitos.</w:t>
+      </w:r>
     </w:p>
     <w:p>
       <w:pPr/>
@@ -715,23 +728,13 @@
           <w:vertAlign w:val="superscript"/>
           <w:lang w:val="es_ES" w:bidi="es_ES"/>
         </w:rPr>
-        <w:t>13</w:t>
-      </w:r>
-      <w:r>
-        <w:rPr>
-          <w:lang w:val="es_ES" w:bidi="es_ES"/>
-        </w:rPr>
-        <w:t xml:space="preserve"> Entonces Haggeo, enviado de Jehová, habló por mandado de Jehová, al pueblo, diciendo: Yo soy con vosotros, dice Jehová.</w:t>
-      </w:r>
-      <w:r>
-        <w:rPr>
-          <w:lang w:val="es_ES" w:bidi="es_ES"/>
-        </w:rPr>
-      </w:r>
-      <w:r>
-        <w:rPr>
-          <w:lang w:val="es_ES" w:bidi="es_ES"/>
-        </w:rPr>
+        <w:t>10</w:t>
+      </w:r>
+      <w:r>
+        <w:rPr>
+          <w:lang w:val="es_ES" w:bidi="es_ES"/>
+        </w:rPr>
+        <w:t xml:space="preserve"> A veinticuatro del noveno mes, en el segundo año de Darío, fué palabra de Jehová por mano del profeta Haggeo, diciendo:</w:t>
       </w:r>
     </w:p>
     <w:p>
@@ -741,6 +744,19 @@
           <w:lang w:val="es_ES" w:bidi="es_ES"/>
         </w:rPr>
       </w:r>
+      <w:r>
+        <w:rPr>
+          <w:vertAlign w:val="superscript"/>
+          <w:lang w:val="es_ES" w:bidi="es_ES"/>
+        </w:rPr>
+        <w:t>11</w:t>
+      </w:r>
+      <w:r>
+        <w:rPr>
+          <w:lang w:val="es_ES" w:bidi="es_ES"/>
+        </w:rPr>
+        <w:t xml:space="preserve"> Así ha dicho Jehová de los ejércitos: Pregunta ahora á los sacerdotes acerca de la ley, diciendo:</w:t>
+      </w:r>
     </w:p>
     <w:p>
       <w:pPr/>
@@ -754,23 +770,13 @@
           <w:vertAlign w:val="superscript"/>
           <w:lang w:val="es_ES" w:bidi="es_ES"/>
         </w:rPr>
-        <w:t>14</w:t>
-      </w:r>
-      <w:r>
-        <w:rPr>
-          <w:lang w:val="es_ES" w:bidi="es_ES"/>
-        </w:rPr>
-        <w:t xml:space="preserve"> Y despertó Jehová el espíritu de Zorobabel hijo de Sealtiel, gobernador de Judá, y el espíritu de Josué hijo de Josadac, gran sacerdote, y el espíritu de todo el resto del pueblo; y vinieron é hicieron obra en la casa de Jehová de los ejércitos, su Dios,</w:t>
-      </w:r>
-      <w:r>
-        <w:rPr>
-          <w:lang w:val="es_ES" w:bidi="es_ES"/>
-        </w:rPr>
-      </w:r>
-      <w:r>
-        <w:rPr>
-          <w:lang w:val="es_ES" w:bidi="es_ES"/>
-        </w:rPr>
+        <w:t>12</w:t>
+      </w:r>
+      <w:r>
+        <w:rPr>
+          <w:lang w:val="es_ES" w:bidi="es_ES"/>
+        </w:rPr>
+        <w:t xml:space="preserve"> Si llevare alguno las carnes sagradas en la falda de su ropa, y con el vuelo de ella tocare el pan, ó la vianda, ó el vino, ó el aceite, ú otra cualquier comida, ¿será santificado? Y respondieron los sacerdotes, y dijeron: No.</w:t>
       </w:r>
     </w:p>
     <w:p>
@@ -780,6 +786,19 @@
           <w:lang w:val="es_ES" w:bidi="es_ES"/>
         </w:rPr>
       </w:r>
+      <w:r>
+        <w:rPr>
+          <w:vertAlign w:val="superscript"/>
+          <w:lang w:val="es_ES" w:bidi="es_ES"/>
+        </w:rPr>
+        <w:t>13</w:t>
+      </w:r>
+      <w:r>
+        <w:rPr>
+          <w:lang w:val="es_ES" w:bidi="es_ES"/>
+        </w:rPr>
+        <w:t xml:space="preserve"> Y dijo Haggeo: Si un inmundo á causa de cuerpo muerto tocare alguna cosa de éstas, ¿será inmunda? Y respondieron los sacerdotes, y dijeron: Inmunda será.</w:t>
+      </w:r>
     </w:p>
     <w:p>
       <w:pPr/>
@@ -793,23 +812,13 @@
           <w:vertAlign w:val="superscript"/>
           <w:lang w:val="es_ES" w:bidi="es_ES"/>
         </w:rPr>
-        <w:t>15</w:t>
-      </w:r>
-      <w:r>
-        <w:rPr>
-          <w:lang w:val="es_ES" w:bidi="es_ES"/>
-        </w:rPr>
-        <w:t xml:space="preserve"> En el día veinte y cuatro del mes sexto, en el segundo año del rey Darío.</w:t>
-      </w:r>
-      <w:r>
-        <w:rPr>
-          <w:lang w:val="es_ES" w:bidi="es_ES"/>
-        </w:rPr>
-      </w:r>
-      <w:r>
-        <w:rPr>
-          <w:lang w:val="es_ES" w:bidi="es_ES"/>
-        </w:rPr>
+        <w:t>14</w:t>
+      </w:r>
+      <w:r>
+        <w:rPr>
+          <w:lang w:val="es_ES" w:bidi="es_ES"/>
+        </w:rPr>
+        <w:t xml:space="preserve"> Y respondió Haggeo y dijo: Así es este pueblo, y esta gente, delante de mí, dice Jehová; y asimismo toda obra de sus manos; y todo lo que aquí ofrecen es inmundo.</w:t>
       </w:r>
     </w:p>
     <w:p>
@@ -819,21 +828,18 @@
           <w:lang w:val="es_ES" w:bidi="es_ES"/>
         </w:rPr>
       </w:r>
-    </w:p>
-    <w:p>
-      <w:pPr>
-        <w:pStyle w:val="Heading2"/>
-      </w:pPr>
-      <w:r>
-        <w:rPr>
-          <w:lang w:val="es_ES" w:bidi="es_ES"/>
-        </w:rPr>
-        <w:t>Haggai 2:1</w:t>
-      </w:r>
-      <w:r>
-        <w:rPr>
-          <w:lang w:val="es_ES" w:bidi="es_ES"/>
-        </w:rPr>
+      <w:r>
+        <w:rPr>
+          <w:vertAlign w:val="superscript"/>
+          <w:lang w:val="es_ES" w:bidi="es_ES"/>
+        </w:rPr>
+        <w:t>15</w:t>
+      </w:r>
+      <w:r>
+        <w:rPr>
+          <w:lang w:val="es_ES" w:bidi="es_ES"/>
+        </w:rPr>
+        <w:t xml:space="preserve"> Ahora pues, poned vuestro corazón desde este día en adelante, antes que pusiesen piedra sobre piedra en el templo de Jehová,</w:t>
       </w:r>
     </w:p>
     <w:p>
@@ -848,23 +854,13 @@
           <w:vertAlign w:val="superscript"/>
           <w:lang w:val="es_ES" w:bidi="es_ES"/>
         </w:rPr>
-        <w:t>1</w:t>
-      </w:r>
-      <w:r>
-        <w:rPr>
-          <w:lang w:val="es_ES" w:bidi="es_ES"/>
-        </w:rPr>
-        <w:t xml:space="preserve"> EN el mes séptimo, á los veinte y uno del mes, fué palabra de Jehová por mano del profeta Haggeo, diciendo:</w:t>
-      </w:r>
-      <w:r>
-        <w:rPr>
-          <w:lang w:val="es_ES" w:bidi="es_ES"/>
-        </w:rPr>
-      </w:r>
-      <w:r>
-        <w:rPr>
-          <w:lang w:val="es_ES" w:bidi="es_ES"/>
-        </w:rPr>
+        <w:t>16</w:t>
+      </w:r>
+      <w:r>
+        <w:rPr>
+          <w:lang w:val="es_ES" w:bidi="es_ES"/>
+        </w:rPr>
+        <w:t xml:space="preserve"> Antes que fuesen estas cosas, venían al montón de veinte hanegas, y había diez; venían al lagar para sacar cincuenta cántaros del lagar, y había veinte.</w:t>
       </w:r>
     </w:p>
     <w:p>
@@ -874,6 +870,19 @@
           <w:lang w:val="es_ES" w:bidi="es_ES"/>
         </w:rPr>
       </w:r>
+      <w:r>
+        <w:rPr>
+          <w:vertAlign w:val="superscript"/>
+          <w:lang w:val="es_ES" w:bidi="es_ES"/>
+        </w:rPr>
+        <w:t>17</w:t>
+      </w:r>
+      <w:r>
+        <w:rPr>
+          <w:lang w:val="es_ES" w:bidi="es_ES"/>
+        </w:rPr>
+        <w:t xml:space="preserve"> Os herí con viento solano, y con tizoncillo, y con granizo en toda obra de vuestras manos; mas no os convertisteis á mí, dice Jehová.</w:t>
+      </w:r>
     </w:p>
     <w:p>
       <w:pPr/>
@@ -887,23 +896,13 @@
           <w:vertAlign w:val="superscript"/>
           <w:lang w:val="es_ES" w:bidi="es_ES"/>
         </w:rPr>
-        <w:t>2</w:t>
-      </w:r>
-      <w:r>
-        <w:rPr>
-          <w:lang w:val="es_ES" w:bidi="es_ES"/>
-        </w:rPr>
-        <w:t xml:space="preserve"> Habla ahora á Zorobabel hijo de Sealtiel, gobernador de Judá, y á Josué hijo de Josadac, gran sacerdote, y al resto del pueblo, diciendo:</w:t>
-      </w:r>
-      <w:r>
-        <w:rPr>
-          <w:lang w:val="es_ES" w:bidi="es_ES"/>
-        </w:rPr>
-      </w:r>
-      <w:r>
-        <w:rPr>
-          <w:lang w:val="es_ES" w:bidi="es_ES"/>
-        </w:rPr>
+        <w:t>18</w:t>
+      </w:r>
+      <w:r>
+        <w:rPr>
+          <w:lang w:val="es_ES" w:bidi="es_ES"/>
+        </w:rPr>
+        <w:t xml:space="preserve"> Pues poned ahora vuestro corazón desde este día en adelante, desde el día veinticuatro del noveno mes, desde el día que se echó el cimiento al templo de Jehová; poned vuestro corazón.</w:t>
       </w:r>
     </w:p>
     <w:p>
@@ -913,6 +912,19 @@
           <w:lang w:val="es_ES" w:bidi="es_ES"/>
         </w:rPr>
       </w:r>
+      <w:r>
+        <w:rPr>
+          <w:vertAlign w:val="superscript"/>
+          <w:lang w:val="es_ES" w:bidi="es_ES"/>
+        </w:rPr>
+        <w:t>19</w:t>
+      </w:r>
+      <w:r>
+        <w:rPr>
+          <w:lang w:val="es_ES" w:bidi="es_ES"/>
+        </w:rPr>
+        <w:t xml:space="preserve"> ¿Aun no está la simiente en el granero? Ni la vid, ni la higuera, ni el granado, ni el árbol de la oliva ha todavía florecido: mas desde aqueste día daré bendición.</w:t>
+      </w:r>
     </w:p>
     <w:p>
       <w:pPr/>
@@ -926,23 +938,13 @@
           <w:vertAlign w:val="superscript"/>
           <w:lang w:val="es_ES" w:bidi="es_ES"/>
         </w:rPr>
-        <w:t>3</w:t>
-      </w:r>
-      <w:r>
-        <w:rPr>
-          <w:lang w:val="es_ES" w:bidi="es_ES"/>
-        </w:rPr>
-        <w:t xml:space="preserve"> ¿Quién ha quedado entre vosotros que haya visto esta casa en su primera gloria, y cual ahora la veis? ¿No es ella como nada delante de vuestros ojos?</w:t>
-      </w:r>
-      <w:r>
-        <w:rPr>
-          <w:lang w:val="es_ES" w:bidi="es_ES"/>
-        </w:rPr>
-      </w:r>
-      <w:r>
-        <w:rPr>
-          <w:lang w:val="es_ES" w:bidi="es_ES"/>
-        </w:rPr>
+        <w:t>20</w:t>
+      </w:r>
+      <w:r>
+        <w:rPr>
+          <w:lang w:val="es_ES" w:bidi="es_ES"/>
+        </w:rPr>
+        <w:t xml:space="preserve"> Y fué segunda vez palabra de Jehová á Haggeo, á los veinticuatro del mismo mes, diciendo:</w:t>
       </w:r>
     </w:p>
     <w:p>
@@ -952,6 +954,19 @@
           <w:lang w:val="es_ES" w:bidi="es_ES"/>
         </w:rPr>
       </w:r>
+      <w:r>
+        <w:rPr>
+          <w:vertAlign w:val="superscript"/>
+          <w:lang w:val="es_ES" w:bidi="es_ES"/>
+        </w:rPr>
+        <w:t>21</w:t>
+      </w:r>
+      <w:r>
+        <w:rPr>
+          <w:lang w:val="es_ES" w:bidi="es_ES"/>
+        </w:rPr>
+        <w:t xml:space="preserve"> Habla á Zorobabel, gobernador de Judá, diciendo: Yo haré temblar los cielos y la tierra;</w:t>
+      </w:r>
     </w:p>
     <w:p>
       <w:pPr/>
@@ -965,23 +980,13 @@
           <w:vertAlign w:val="superscript"/>
           <w:lang w:val="es_ES" w:bidi="es_ES"/>
         </w:rPr>
-        <w:t>4</w:t>
-      </w:r>
-      <w:r>
-        <w:rPr>
-          <w:lang w:val="es_ES" w:bidi="es_ES"/>
-        </w:rPr>
-        <w:t xml:space="preserve"> Pues ahora, Zorobabel, esfuérzate, dice Jehová; esfuérzate también Josué, hijo de Josadac, gran sacerdote; y cobra ánimo, pueblo todo de la tierra, dice Jehová, y obrad: porque yo soy con vosotros, dice Jehová de los ejércitos.</w:t>
-      </w:r>
-      <w:r>
-        <w:rPr>
-          <w:lang w:val="es_ES" w:bidi="es_ES"/>
-        </w:rPr>
-      </w:r>
-      <w:r>
-        <w:rPr>
-          <w:lang w:val="es_ES" w:bidi="es_ES"/>
-        </w:rPr>
+        <w:t>22</w:t>
+      </w:r>
+      <w:r>
+        <w:rPr>
+          <w:lang w:val="es_ES" w:bidi="es_ES"/>
+        </w:rPr>
+        <w:t xml:space="preserve"> Y trastornaré el trono de los reinos, y destruiré la fuerza del reino de las gentes; y trastornaré el carro, y los que en él suben; y vendrán abajo los caballos, y los que en ellos montan, cada cual por la espada de su hermano.</w:t>
       </w:r>
     </w:p>
     <w:p>
@@ -991,721 +996,11 @@
           <w:lang w:val="es_ES" w:bidi="es_ES"/>
         </w:rPr>
       </w:r>
-    </w:p>
-    <w:p>
-      <w:pPr/>
-      <w:r>
-        <w:rPr>
-          <w:lang w:val="es_ES" w:bidi="es_ES"/>
-        </w:rPr>
-      </w:r>
       <w:r>
         <w:rPr>
           <w:vertAlign w:val="superscript"/>
           <w:lang w:val="es_ES" w:bidi="es_ES"/>
         </w:rPr>
-        <w:t>5</w:t>
-      </w:r>
-      <w:r>
-        <w:rPr>
-          <w:lang w:val="es_ES" w:bidi="es_ES"/>
-        </w:rPr>
-        <w:t xml:space="preserve"> Según el pacto que concerté con vosotros á vuestra salida de Egipto, así mi espíritu estará en medio de vosotros: no temáis.</w:t>
-      </w:r>
-      <w:r>
-        <w:rPr>
-          <w:lang w:val="es_ES" w:bidi="es_ES"/>
-        </w:rPr>
-      </w:r>
-      <w:r>
-        <w:rPr>
-          <w:lang w:val="es_ES" w:bidi="es_ES"/>
-        </w:rPr>
-      </w:r>
-    </w:p>
-    <w:p>
-      <w:pPr/>
-      <w:r>
-        <w:rPr>
-          <w:lang w:val="es_ES" w:bidi="es_ES"/>
-        </w:rPr>
-      </w:r>
-    </w:p>
-    <w:p>
-      <w:pPr/>
-      <w:r>
-        <w:rPr>
-          <w:lang w:val="es_ES" w:bidi="es_ES"/>
-        </w:rPr>
-      </w:r>
-      <w:r>
-        <w:rPr>
-          <w:vertAlign w:val="superscript"/>
-          <w:lang w:val="es_ES" w:bidi="es_ES"/>
-        </w:rPr>
-        <w:t>6</w:t>
-      </w:r>
-      <w:r>
-        <w:rPr>
-          <w:lang w:val="es_ES" w:bidi="es_ES"/>
-        </w:rPr>
-        <w:t xml:space="preserve"> Porque así dice Jehová de los ejércitos: De aquí á poco aun haré yo temblar los cielos y la tierra, y la mar y la seca:</w:t>
-      </w:r>
-      <w:r>
-        <w:rPr>
-          <w:lang w:val="es_ES" w:bidi="es_ES"/>
-        </w:rPr>
-      </w:r>
-      <w:r>
-        <w:rPr>
-          <w:lang w:val="es_ES" w:bidi="es_ES"/>
-        </w:rPr>
-      </w:r>
-    </w:p>
-    <w:p>
-      <w:pPr/>
-      <w:r>
-        <w:rPr>
-          <w:lang w:val="es_ES" w:bidi="es_ES"/>
-        </w:rPr>
-      </w:r>
-    </w:p>
-    <w:p>
-      <w:pPr/>
-      <w:r>
-        <w:rPr>
-          <w:lang w:val="es_ES" w:bidi="es_ES"/>
-        </w:rPr>
-      </w:r>
-      <w:r>
-        <w:rPr>
-          <w:vertAlign w:val="superscript"/>
-          <w:lang w:val="es_ES" w:bidi="es_ES"/>
-        </w:rPr>
-        <w:t>7</w:t>
-      </w:r>
-      <w:r>
-        <w:rPr>
-          <w:lang w:val="es_ES" w:bidi="es_ES"/>
-        </w:rPr>
-        <w:t xml:space="preserve"> Y haré temblar á todas las gentes, y vendrá el Deseado de todas las gentes; y henchiré esta casa de gloria, ha dicho Jehová de los ejércitos.</w:t>
-      </w:r>
-      <w:r>
-        <w:rPr>
-          <w:lang w:val="es_ES" w:bidi="es_ES"/>
-        </w:rPr>
-      </w:r>
-      <w:r>
-        <w:rPr>
-          <w:lang w:val="es_ES" w:bidi="es_ES"/>
-        </w:rPr>
-      </w:r>
-    </w:p>
-    <w:p>
-      <w:pPr/>
-      <w:r>
-        <w:rPr>
-          <w:lang w:val="es_ES" w:bidi="es_ES"/>
-        </w:rPr>
-      </w:r>
-    </w:p>
-    <w:p>
-      <w:pPr/>
-      <w:r>
-        <w:rPr>
-          <w:lang w:val="es_ES" w:bidi="es_ES"/>
-        </w:rPr>
-      </w:r>
-      <w:r>
-        <w:rPr>
-          <w:vertAlign w:val="superscript"/>
-          <w:lang w:val="es_ES" w:bidi="es_ES"/>
-        </w:rPr>
-        <w:t>8</w:t>
-      </w:r>
-      <w:r>
-        <w:rPr>
-          <w:lang w:val="es_ES" w:bidi="es_ES"/>
-        </w:rPr>
-        <w:t xml:space="preserve"> Mía es la plata, y mío el oro, dice Jehová de los ejércitos.</w:t>
-      </w:r>
-      <w:r>
-        <w:rPr>
-          <w:lang w:val="es_ES" w:bidi="es_ES"/>
-        </w:rPr>
-      </w:r>
-      <w:r>
-        <w:rPr>
-          <w:lang w:val="es_ES" w:bidi="es_ES"/>
-        </w:rPr>
-      </w:r>
-    </w:p>
-    <w:p>
-      <w:pPr/>
-      <w:r>
-        <w:rPr>
-          <w:lang w:val="es_ES" w:bidi="es_ES"/>
-        </w:rPr>
-      </w:r>
-    </w:p>
-    <w:p>
-      <w:pPr/>
-      <w:r>
-        <w:rPr>
-          <w:lang w:val="es_ES" w:bidi="es_ES"/>
-        </w:rPr>
-      </w:r>
-      <w:r>
-        <w:rPr>
-          <w:vertAlign w:val="superscript"/>
-          <w:lang w:val="es_ES" w:bidi="es_ES"/>
-        </w:rPr>
-        <w:t>9</w:t>
-      </w:r>
-      <w:r>
-        <w:rPr>
-          <w:lang w:val="es_ES" w:bidi="es_ES"/>
-        </w:rPr>
-        <w:t xml:space="preserve"> La gloria de aquesta casa postrera será mayor que la de la primera, ha dicho Jehová de los ejércitos; y daré paz en este lugar, dice Jehová de los ejércitos.</w:t>
-      </w:r>
-      <w:r>
-        <w:rPr>
-          <w:lang w:val="es_ES" w:bidi="es_ES"/>
-        </w:rPr>
-      </w:r>
-      <w:r>
-        <w:rPr>
-          <w:lang w:val="es_ES" w:bidi="es_ES"/>
-        </w:rPr>
-      </w:r>
-    </w:p>
-    <w:p>
-      <w:pPr/>
-      <w:r>
-        <w:rPr>
-          <w:lang w:val="es_ES" w:bidi="es_ES"/>
-        </w:rPr>
-      </w:r>
-    </w:p>
-    <w:p>
-      <w:pPr/>
-      <w:r>
-        <w:rPr>
-          <w:lang w:val="es_ES" w:bidi="es_ES"/>
-        </w:rPr>
-      </w:r>
-      <w:r>
-        <w:rPr>
-          <w:vertAlign w:val="superscript"/>
-          <w:lang w:val="es_ES" w:bidi="es_ES"/>
-        </w:rPr>
-        <w:t>10</w:t>
-      </w:r>
-      <w:r>
-        <w:rPr>
-          <w:lang w:val="es_ES" w:bidi="es_ES"/>
-        </w:rPr>
-        <w:t xml:space="preserve"> A veinticuatro del noveno mes, en el segundo año de Darío, fué palabra de Jehová por mano del profeta Haggeo, diciendo:</w:t>
-      </w:r>
-      <w:r>
-        <w:rPr>
-          <w:lang w:val="es_ES" w:bidi="es_ES"/>
-        </w:rPr>
-      </w:r>
-      <w:r>
-        <w:rPr>
-          <w:lang w:val="es_ES" w:bidi="es_ES"/>
-        </w:rPr>
-      </w:r>
-    </w:p>
-    <w:p>
-      <w:pPr/>
-      <w:r>
-        <w:rPr>
-          <w:lang w:val="es_ES" w:bidi="es_ES"/>
-        </w:rPr>
-      </w:r>
-    </w:p>
-    <w:p>
-      <w:pPr/>
-      <w:r>
-        <w:rPr>
-          <w:lang w:val="es_ES" w:bidi="es_ES"/>
-        </w:rPr>
-      </w:r>
-      <w:r>
-        <w:rPr>
-          <w:vertAlign w:val="superscript"/>
-          <w:lang w:val="es_ES" w:bidi="es_ES"/>
-        </w:rPr>
-        <w:t>11</w:t>
-      </w:r>
-      <w:r>
-        <w:rPr>
-          <w:lang w:val="es_ES" w:bidi="es_ES"/>
-        </w:rPr>
-        <w:t xml:space="preserve"> Así ha dicho Jehová de los ejércitos: Pregunta ahora á los sacerdotes acerca de la ley, diciendo:</w:t>
-      </w:r>
-      <w:r>
-        <w:rPr>
-          <w:lang w:val="es_ES" w:bidi="es_ES"/>
-        </w:rPr>
-      </w:r>
-      <w:r>
-        <w:rPr>
-          <w:lang w:val="es_ES" w:bidi="es_ES"/>
-        </w:rPr>
-      </w:r>
-    </w:p>
-    <w:p>
-      <w:pPr/>
-      <w:r>
-        <w:rPr>
-          <w:lang w:val="es_ES" w:bidi="es_ES"/>
-        </w:rPr>
-      </w:r>
-    </w:p>
-    <w:p>
-      <w:pPr/>
-      <w:r>
-        <w:rPr>
-          <w:lang w:val="es_ES" w:bidi="es_ES"/>
-        </w:rPr>
-      </w:r>
-      <w:r>
-        <w:rPr>
-          <w:vertAlign w:val="superscript"/>
-          <w:lang w:val="es_ES" w:bidi="es_ES"/>
-        </w:rPr>
-        <w:t>12</w:t>
-      </w:r>
-      <w:r>
-        <w:rPr>
-          <w:lang w:val="es_ES" w:bidi="es_ES"/>
-        </w:rPr>
-        <w:t xml:space="preserve"> Si llevare alguno las carnes sagradas en la falda de su ropa, y con el vuelo de ella tocare el pan, ó la vianda, ó el vino, ó el aceite, ú otra cualquier comida, ¿será santificado? Y respondieron los sacerdotes, y dijeron: No.</w:t>
-      </w:r>
-      <w:r>
-        <w:rPr>
-          <w:lang w:val="es_ES" w:bidi="es_ES"/>
-        </w:rPr>
-      </w:r>
-      <w:r>
-        <w:rPr>
-          <w:lang w:val="es_ES" w:bidi="es_ES"/>
-        </w:rPr>
-      </w:r>
-    </w:p>
-    <w:p>
-      <w:pPr/>
-      <w:r>
-        <w:rPr>
-          <w:lang w:val="es_ES" w:bidi="es_ES"/>
-        </w:rPr>
-      </w:r>
-    </w:p>
-    <w:p>
-      <w:pPr/>
-      <w:r>
-        <w:rPr>
-          <w:lang w:val="es_ES" w:bidi="es_ES"/>
-        </w:rPr>
-      </w:r>
-      <w:r>
-        <w:rPr>
-          <w:vertAlign w:val="superscript"/>
-          <w:lang w:val="es_ES" w:bidi="es_ES"/>
-        </w:rPr>
-        <w:t>13</w:t>
-      </w:r>
-      <w:r>
-        <w:rPr>
-          <w:lang w:val="es_ES" w:bidi="es_ES"/>
-        </w:rPr>
-        <w:t xml:space="preserve"> Y dijo Haggeo: Si un inmundo á causa de cuerpo muerto tocare alguna cosa de éstas, ¿será inmunda? Y respondieron los sacerdotes, y dijeron: Inmunda será.</w:t>
-      </w:r>
-      <w:r>
-        <w:rPr>
-          <w:lang w:val="es_ES" w:bidi="es_ES"/>
-        </w:rPr>
-      </w:r>
-      <w:r>
-        <w:rPr>
-          <w:lang w:val="es_ES" w:bidi="es_ES"/>
-        </w:rPr>
-      </w:r>
-    </w:p>
-    <w:p>
-      <w:pPr/>
-      <w:r>
-        <w:rPr>
-          <w:lang w:val="es_ES" w:bidi="es_ES"/>
-        </w:rPr>
-      </w:r>
-    </w:p>
-    <w:p>
-      <w:pPr/>
-      <w:r>
-        <w:rPr>
-          <w:lang w:val="es_ES" w:bidi="es_ES"/>
-        </w:rPr>
-      </w:r>
-      <w:r>
-        <w:rPr>
-          <w:vertAlign w:val="superscript"/>
-          <w:lang w:val="es_ES" w:bidi="es_ES"/>
-        </w:rPr>
-        <w:t>14</w:t>
-      </w:r>
-      <w:r>
-        <w:rPr>
-          <w:lang w:val="es_ES" w:bidi="es_ES"/>
-        </w:rPr>
-        <w:t xml:space="preserve"> Y respondió Haggeo y dijo: Así es este pueblo, y esta gente, delante de mí, dice Jehová; y asimismo toda obra de sus manos; y todo lo que aquí ofrecen es inmundo.</w:t>
-      </w:r>
-      <w:r>
-        <w:rPr>
-          <w:lang w:val="es_ES" w:bidi="es_ES"/>
-        </w:rPr>
-      </w:r>
-      <w:r>
-        <w:rPr>
-          <w:lang w:val="es_ES" w:bidi="es_ES"/>
-        </w:rPr>
-      </w:r>
-    </w:p>
-    <w:p>
-      <w:pPr/>
-      <w:r>
-        <w:rPr>
-          <w:lang w:val="es_ES" w:bidi="es_ES"/>
-        </w:rPr>
-      </w:r>
-    </w:p>
-    <w:p>
-      <w:pPr/>
-      <w:r>
-        <w:rPr>
-          <w:lang w:val="es_ES" w:bidi="es_ES"/>
-        </w:rPr>
-      </w:r>
-      <w:r>
-        <w:rPr>
-          <w:vertAlign w:val="superscript"/>
-          <w:lang w:val="es_ES" w:bidi="es_ES"/>
-        </w:rPr>
-        <w:t>15</w:t>
-      </w:r>
-      <w:r>
-        <w:rPr>
-          <w:lang w:val="es_ES" w:bidi="es_ES"/>
-        </w:rPr>
-        <w:t xml:space="preserve"> Ahora pues, poned vuestro corazón desde este día en adelante, antes que pusiesen piedra sobre piedra en el templo de Jehová,</w:t>
-      </w:r>
-      <w:r>
-        <w:rPr>
-          <w:lang w:val="es_ES" w:bidi="es_ES"/>
-        </w:rPr>
-      </w:r>
-      <w:r>
-        <w:rPr>
-          <w:lang w:val="es_ES" w:bidi="es_ES"/>
-        </w:rPr>
-      </w:r>
-    </w:p>
-    <w:p>
-      <w:pPr/>
-      <w:r>
-        <w:rPr>
-          <w:lang w:val="es_ES" w:bidi="es_ES"/>
-        </w:rPr>
-      </w:r>
-    </w:p>
-    <w:p>
-      <w:pPr/>
-      <w:r>
-        <w:rPr>
-          <w:lang w:val="es_ES" w:bidi="es_ES"/>
-        </w:rPr>
-      </w:r>
-      <w:r>
-        <w:rPr>
-          <w:vertAlign w:val="superscript"/>
-          <w:lang w:val="es_ES" w:bidi="es_ES"/>
-        </w:rPr>
-        <w:t>16</w:t>
-      </w:r>
-      <w:r>
-        <w:rPr>
-          <w:lang w:val="es_ES" w:bidi="es_ES"/>
-        </w:rPr>
-        <w:t xml:space="preserve"> Antes que fuesen estas cosas, venían al montón de veinte hanegas, y había diez; venían al lagar para sacar cincuenta cántaros del lagar, y había veinte.</w:t>
-      </w:r>
-      <w:r>
-        <w:rPr>
-          <w:lang w:val="es_ES" w:bidi="es_ES"/>
-        </w:rPr>
-      </w:r>
-      <w:r>
-        <w:rPr>
-          <w:lang w:val="es_ES" w:bidi="es_ES"/>
-        </w:rPr>
-      </w:r>
-    </w:p>
-    <w:p>
-      <w:pPr/>
-      <w:r>
-        <w:rPr>
-          <w:lang w:val="es_ES" w:bidi="es_ES"/>
-        </w:rPr>
-      </w:r>
-    </w:p>
-    <w:p>
-      <w:pPr/>
-      <w:r>
-        <w:rPr>
-          <w:lang w:val="es_ES" w:bidi="es_ES"/>
-        </w:rPr>
-      </w:r>
-      <w:r>
-        <w:rPr>
-          <w:vertAlign w:val="superscript"/>
-          <w:lang w:val="es_ES" w:bidi="es_ES"/>
-        </w:rPr>
-        <w:t>17</w:t>
-      </w:r>
-      <w:r>
-        <w:rPr>
-          <w:lang w:val="es_ES" w:bidi="es_ES"/>
-        </w:rPr>
-        <w:t xml:space="preserve"> Os herí con viento solano, y con tizoncillo, y con granizo en toda obra de vuestras manos; mas no os convertisteis á mí, dice Jehová.</w:t>
-      </w:r>
-      <w:r>
-        <w:rPr>
-          <w:lang w:val="es_ES" w:bidi="es_ES"/>
-        </w:rPr>
-      </w:r>
-      <w:r>
-        <w:rPr>
-          <w:lang w:val="es_ES" w:bidi="es_ES"/>
-        </w:rPr>
-      </w:r>
-    </w:p>
-    <w:p>
-      <w:pPr/>
-      <w:r>
-        <w:rPr>
-          <w:lang w:val="es_ES" w:bidi="es_ES"/>
-        </w:rPr>
-      </w:r>
-    </w:p>
-    <w:p>
-      <w:pPr/>
-      <w:r>
-        <w:rPr>
-          <w:lang w:val="es_ES" w:bidi="es_ES"/>
-        </w:rPr>
-      </w:r>
-      <w:r>
-        <w:rPr>
-          <w:vertAlign w:val="superscript"/>
-          <w:lang w:val="es_ES" w:bidi="es_ES"/>
-        </w:rPr>
-        <w:t>18</w:t>
-      </w:r>
-      <w:r>
-        <w:rPr>
-          <w:lang w:val="es_ES" w:bidi="es_ES"/>
-        </w:rPr>
-        <w:t xml:space="preserve"> Pues poned ahora vuestro corazón desde este día en adelante, desde el día veinticuatro del noveno mes, desde el día que se echó el cimiento al templo de Jehová; poned vuestro corazón.</w:t>
-      </w:r>
-      <w:r>
-        <w:rPr>
-          <w:lang w:val="es_ES" w:bidi="es_ES"/>
-        </w:rPr>
-      </w:r>
-      <w:r>
-        <w:rPr>
-          <w:lang w:val="es_ES" w:bidi="es_ES"/>
-        </w:rPr>
-      </w:r>
-    </w:p>
-    <w:p>
-      <w:pPr/>
-      <w:r>
-        <w:rPr>
-          <w:lang w:val="es_ES" w:bidi="es_ES"/>
-        </w:rPr>
-      </w:r>
-    </w:p>
-    <w:p>
-      <w:pPr/>
-      <w:r>
-        <w:rPr>
-          <w:lang w:val="es_ES" w:bidi="es_ES"/>
-        </w:rPr>
-      </w:r>
-      <w:r>
-        <w:rPr>
-          <w:vertAlign w:val="superscript"/>
-          <w:lang w:val="es_ES" w:bidi="es_ES"/>
-        </w:rPr>
-        <w:t>19</w:t>
-      </w:r>
-      <w:r>
-        <w:rPr>
-          <w:lang w:val="es_ES" w:bidi="es_ES"/>
-        </w:rPr>
-        <w:t xml:space="preserve"> ¿Aun no está la simiente en el granero? Ni la vid, ni la higuera, ni el granado, ni el árbol de la oliva ha todavía florecido: mas desde aqueste día daré bendición.</w:t>
-      </w:r>
-      <w:r>
-        <w:rPr>
-          <w:lang w:val="es_ES" w:bidi="es_ES"/>
-        </w:rPr>
-      </w:r>
-      <w:r>
-        <w:rPr>
-          <w:lang w:val="es_ES" w:bidi="es_ES"/>
-        </w:rPr>
-      </w:r>
-    </w:p>
-    <w:p>
-      <w:pPr/>
-      <w:r>
-        <w:rPr>
-          <w:lang w:val="es_ES" w:bidi="es_ES"/>
-        </w:rPr>
-      </w:r>
-    </w:p>
-    <w:p>
-      <w:pPr/>
-      <w:r>
-        <w:rPr>
-          <w:lang w:val="es_ES" w:bidi="es_ES"/>
-        </w:rPr>
-      </w:r>
-      <w:r>
-        <w:rPr>
-          <w:vertAlign w:val="superscript"/>
-          <w:lang w:val="es_ES" w:bidi="es_ES"/>
-        </w:rPr>
-        <w:t>20</w:t>
-      </w:r>
-      <w:r>
-        <w:rPr>
-          <w:lang w:val="es_ES" w:bidi="es_ES"/>
-        </w:rPr>
-        <w:t xml:space="preserve"> Y fué segunda vez palabra de Jehová á Haggeo, á los veinticuatro del mismo mes, diciendo:</w:t>
-      </w:r>
-      <w:r>
-        <w:rPr>
-          <w:lang w:val="es_ES" w:bidi="es_ES"/>
-        </w:rPr>
-      </w:r>
-      <w:r>
-        <w:rPr>
-          <w:lang w:val="es_ES" w:bidi="es_ES"/>
-        </w:rPr>
-      </w:r>
-    </w:p>
-    <w:p>
-      <w:pPr/>
-      <w:r>
-        <w:rPr>
-          <w:lang w:val="es_ES" w:bidi="es_ES"/>
-        </w:rPr>
-      </w:r>
-    </w:p>
-    <w:p>
-      <w:pPr/>
-      <w:r>
-        <w:rPr>
-          <w:lang w:val="es_ES" w:bidi="es_ES"/>
-        </w:rPr>
-      </w:r>
-      <w:r>
-        <w:rPr>
-          <w:vertAlign w:val="superscript"/>
-          <w:lang w:val="es_ES" w:bidi="es_ES"/>
-        </w:rPr>
-        <w:t>21</w:t>
-      </w:r>
-      <w:r>
-        <w:rPr>
-          <w:lang w:val="es_ES" w:bidi="es_ES"/>
-        </w:rPr>
-        <w:t xml:space="preserve"> Habla á Zorobabel, gobernador de Judá, diciendo: Yo haré temblar los cielos y la tierra;</w:t>
-      </w:r>
-      <w:r>
-        <w:rPr>
-          <w:lang w:val="es_ES" w:bidi="es_ES"/>
-        </w:rPr>
-      </w:r>
-      <w:r>
-        <w:rPr>
-          <w:lang w:val="es_ES" w:bidi="es_ES"/>
-        </w:rPr>
-      </w:r>
-    </w:p>
-    <w:p>
-      <w:pPr/>
-      <w:r>
-        <w:rPr>
-          <w:lang w:val="es_ES" w:bidi="es_ES"/>
-        </w:rPr>
-      </w:r>
-    </w:p>
-    <w:p>
-      <w:pPr/>
-      <w:r>
-        <w:rPr>
-          <w:lang w:val="es_ES" w:bidi="es_ES"/>
-        </w:rPr>
-      </w:r>
-      <w:r>
-        <w:rPr>
-          <w:vertAlign w:val="superscript"/>
-          <w:lang w:val="es_ES" w:bidi="es_ES"/>
-        </w:rPr>
-        <w:t>22</w:t>
-      </w:r>
-      <w:r>
-        <w:rPr>
-          <w:lang w:val="es_ES" w:bidi="es_ES"/>
-        </w:rPr>
-        <w:t xml:space="preserve"> Y trastornaré el trono de los reinos, y destruiré la fuerza del reino de las gentes; y trastornaré el carro, y los que en él suben; y vendrán abajo los caballos, y los que en ellos montan, cada cual por la espada de su hermano.</w:t>
-      </w:r>
-      <w:r>
-        <w:rPr>
-          <w:lang w:val="es_ES" w:bidi="es_ES"/>
-        </w:rPr>
-      </w:r>
-      <w:r>
-        <w:rPr>
-          <w:lang w:val="es_ES" w:bidi="es_ES"/>
-        </w:rPr>
-      </w:r>
-    </w:p>
-    <w:p>
-      <w:pPr/>
-      <w:r>
-        <w:rPr>
-          <w:lang w:val="es_ES" w:bidi="es_ES"/>
-        </w:rPr>
-      </w:r>
-    </w:p>
-    <w:p>
-      <w:pPr/>
-      <w:r>
-        <w:rPr>
-          <w:lang w:val="es_ES" w:bidi="es_ES"/>
-        </w:rPr>
-      </w:r>
-      <w:r>
-        <w:rPr>
-          <w:vertAlign w:val="superscript"/>
-          <w:lang w:val="es_ES" w:bidi="es_ES"/>
-        </w:rPr>
         <w:t>23</w:t>
       </w:r>
       <w:r>
@@ -1713,16 +1008,6 @@
           <w:lang w:val="es_ES" w:bidi="es_ES"/>
         </w:rPr>
         <w:t xml:space="preserve"> En aquel día, dice Jehová de los ejércitos, te tomaré, oh Zorobabel, hijo de Sealtiel, siervo mío, dice Jehová, y ponerte he como anillo de sellar: porque yo te escogí, dice Jehová de los ejércitos.</w:t>
-      </w:r>
-      <w:r>
-        <w:rPr>
-          <w:lang w:val="es_ES" w:bidi="es_ES"/>
-        </w:rPr>
-      </w:r>
-      <w:r>
-        <w:rPr>
-          <w:lang w:val="es_ES" w:bidi="es_ES"/>
-        </w:rPr>
       </w:r>
     </w:p>
     <w:sectPr>
